--- a/Obrazec TIDS.docx
+++ b/Obrazec TIDS.docx
@@ -886,20 +886,8 @@
                 <w:szCs w:val="20"/>
                 <w:lang w:val="sl-SI"/>
               </w:rPr>
-              <w:t xml:space="preserve"> ARSO in Open-</w:t>
-            </w:r>
-            <w:proofErr w:type="spellStart"/>
-            <w:r>
-              <w:rPr>
-                <w:rFonts w:ascii="Verdana" w:hAnsi="Verdana"/>
-                <w:color w:val="333399"/>
-                <w:sz w:val="20"/>
-                <w:szCs w:val="20"/>
-                <w:lang w:val="sl-SI"/>
-              </w:rPr>
-              <w:t>Meteo</w:t>
-            </w:r>
-            <w:proofErr w:type="spellEnd"/>
+              <w:t xml:space="preserve"> ARSO in Open-Meteo</w:t>
+            </w:r>
             <w:r>
               <w:rPr>
                 <w:rFonts w:ascii="Verdana" w:hAnsi="Verdana"/>
@@ -1596,105 +1584,111 @@
               </w:rPr>
               <w:t>ARSO – Vremenski podatki za Slovenijo</w:t>
             </w:r>
-          </w:p>
-          <w:p>
-            <w:pPr>
-              <w:rPr>
-                <w:rFonts w:ascii="Verdana" w:hAnsi="Verdana"/>
-                <w:color w:val="333399"/>
-                <w:sz w:val="20"/>
-                <w:szCs w:val="20"/>
-                <w:lang w:val="sl-SI"/>
-              </w:rPr>
-            </w:pPr>
-          </w:p>
-          <w:p>
-            <w:pPr>
-              <w:rPr>
-                <w:rFonts w:ascii="Verdana" w:hAnsi="Verdana"/>
-                <w:color w:val="333399"/>
-                <w:sz w:val="20"/>
-                <w:szCs w:val="20"/>
-                <w:lang w:val="sl-SI"/>
-              </w:rPr>
-            </w:pPr>
-            <w:proofErr w:type="spellStart"/>
-            <w:r>
-              <w:rPr>
-                <w:rFonts w:ascii="Verdana" w:hAnsi="Verdana"/>
-                <w:color w:val="333399"/>
-                <w:sz w:val="20"/>
-                <w:szCs w:val="20"/>
-                <w:lang w:val="sl-SI"/>
-              </w:rPr>
-              <w:t>Meteo</w:t>
-            </w:r>
-            <w:proofErr w:type="spellEnd"/>
-            <w:r>
-              <w:rPr>
-                <w:rFonts w:ascii="Verdana" w:hAnsi="Verdana"/>
-                <w:color w:val="333399"/>
-                <w:sz w:val="20"/>
-                <w:szCs w:val="20"/>
-                <w:lang w:val="sl-SI"/>
-              </w:rPr>
-              <w:t xml:space="preserve"> – Dodatni (in raznovrstni) podatki za vreme</w:t>
-            </w:r>
-          </w:p>
-          <w:p>
-            <w:pPr>
-              <w:rPr>
-                <w:rFonts w:ascii="Verdana" w:hAnsi="Verdana"/>
-                <w:color w:val="333399"/>
-                <w:sz w:val="20"/>
-                <w:szCs w:val="20"/>
-                <w:lang w:val="sl-SI"/>
-              </w:rPr>
-            </w:pPr>
-          </w:p>
-          <w:p>
-            <w:pPr>
-              <w:rPr>
-                <w:rFonts w:ascii="Verdana" w:hAnsi="Verdana"/>
-                <w:color w:val="333399"/>
-                <w:sz w:val="20"/>
-                <w:szCs w:val="20"/>
-                <w:lang w:val="sl-SI"/>
-              </w:rPr>
-            </w:pPr>
-            <w:proofErr w:type="spellStart"/>
-            <w:r>
-              <w:rPr>
-                <w:rFonts w:ascii="Verdana" w:hAnsi="Verdana"/>
-                <w:color w:val="333399"/>
-                <w:sz w:val="20"/>
-                <w:szCs w:val="20"/>
-                <w:lang w:val="sl-SI"/>
-              </w:rPr>
-              <w:t>OpenStreeMap</w:t>
-            </w:r>
-            <w:proofErr w:type="spellEnd"/>
-            <w:r>
-              <w:rPr>
-                <w:rFonts w:ascii="Verdana" w:hAnsi="Verdana"/>
-                <w:color w:val="333399"/>
-                <w:sz w:val="20"/>
-                <w:szCs w:val="20"/>
-                <w:lang w:val="sl-SI"/>
-              </w:rPr>
-              <w:t xml:space="preserve"> – Poizvedba za lokacije in iskanje zanimivosti po območju</w:t>
-            </w:r>
-          </w:p>
-          <w:p>
-            <w:pPr>
-              <w:rPr>
-                <w:rFonts w:ascii="Verdana" w:hAnsi="Verdana"/>
-                <w:color w:val="333399"/>
-                <w:sz w:val="20"/>
-                <w:szCs w:val="20"/>
-                <w:lang w:val="sl-SI"/>
-              </w:rPr>
-            </w:pPr>
+            <w:r>
+              <w:rPr>
+                <w:rFonts w:ascii="Verdana" w:hAnsi="Verdana"/>
+                <w:color w:val="333399"/>
+                <w:sz w:val="20"/>
+                <w:szCs w:val="20"/>
+                <w:lang w:val="sl-SI"/>
+              </w:rPr>
+              <w:t>(XML)</w:t>
+            </w:r>
+          </w:p>
+          <w:p>
+            <w:pPr>
+              <w:rPr>
+                <w:rFonts w:ascii="Verdana" w:hAnsi="Verdana"/>
+                <w:color w:val="333399"/>
+                <w:sz w:val="20"/>
+                <w:szCs w:val="20"/>
+                <w:lang w:val="sl-SI"/>
+              </w:rPr>
+            </w:pPr>
+          </w:p>
+          <w:p>
+            <w:pPr>
+              <w:rPr>
+                <w:rFonts w:ascii="Verdana" w:hAnsi="Verdana"/>
+                <w:color w:val="333399"/>
+                <w:sz w:val="20"/>
+                <w:szCs w:val="20"/>
+                <w:lang w:val="sl-SI"/>
+              </w:rPr>
+            </w:pPr>
+            <w:r>
+              <w:rPr>
+                <w:rFonts w:ascii="Verdana" w:hAnsi="Verdana"/>
+                <w:color w:val="333399"/>
+                <w:sz w:val="20"/>
+                <w:szCs w:val="20"/>
+                <w:lang w:val="sl-SI"/>
+              </w:rPr>
+              <w:t>Meteo – Dodatni (in raznovrstni) podatki za vreme</w:t>
+            </w:r>
+            <w:r>
+              <w:rPr>
+                <w:rFonts w:ascii="Verdana" w:hAnsi="Verdana"/>
+                <w:color w:val="333399"/>
+                <w:sz w:val="20"/>
+                <w:szCs w:val="20"/>
+                <w:lang w:val="sl-SI"/>
+              </w:rPr>
+              <w:t>(JSON)</w:t>
+            </w:r>
+          </w:p>
+          <w:p>
+            <w:pPr>
+              <w:rPr>
+                <w:rFonts w:ascii="Verdana" w:hAnsi="Verdana"/>
+                <w:color w:val="333399"/>
+                <w:sz w:val="20"/>
+                <w:szCs w:val="20"/>
+                <w:lang w:val="sl-SI"/>
+              </w:rPr>
+            </w:pPr>
+          </w:p>
+          <w:p>
+            <w:pPr>
+              <w:rPr>
+                <w:rFonts w:ascii="Verdana" w:hAnsi="Verdana"/>
+                <w:color w:val="333399"/>
+                <w:sz w:val="20"/>
+                <w:szCs w:val="20"/>
+                <w:lang w:val="sl-SI"/>
+              </w:rPr>
+            </w:pPr>
+            <w:r>
+              <w:rPr>
+                <w:rFonts w:ascii="Verdana" w:hAnsi="Verdana"/>
+                <w:color w:val="333399"/>
+                <w:sz w:val="20"/>
+                <w:szCs w:val="20"/>
+                <w:lang w:val="sl-SI"/>
+              </w:rPr>
+              <w:t>OpenStreeMap – Poizvedba za lokacije in iskanje zanimivosti po območju</w:t>
+            </w:r>
+          </w:p>
+          <w:p>
+            <w:pPr>
+              <w:rPr>
+                <w:rFonts w:ascii="Verdana" w:hAnsi="Verdana"/>
+                <w:color w:val="333399"/>
+                <w:sz w:val="20"/>
+                <w:szCs w:val="20"/>
+                <w:lang w:val="sl-SI"/>
+              </w:rPr>
+            </w:pPr>
+            <w:r>
+              <w:rPr>
+                <w:rFonts w:ascii="Verdana" w:hAnsi="Verdana"/>
+                <w:color w:val="333399"/>
+                <w:sz w:val="20"/>
+                <w:szCs w:val="20"/>
+                <w:lang w:val="sl-SI"/>
+              </w:rPr>
+              <w:t>(JSON in XML)</w:t>
+            </w:r>
           </w:p>
           <w:p>
             <w:pPr>
@@ -2012,29 +2006,7 @@
                 <w:szCs w:val="20"/>
                 <w:lang w:val="sl-SI"/>
               </w:rPr>
-              <w:t xml:space="preserve">Vremenska opozorila iz ARSO, </w:t>
-            </w:r>
-            <w:proofErr w:type="spellStart"/>
-            <w:r>
-              <w:rPr>
-                <w:rFonts w:ascii="Verdana" w:hAnsi="Verdana"/>
-                <w:color w:val="333399"/>
-                <w:sz w:val="20"/>
-                <w:szCs w:val="20"/>
-                <w:lang w:val="sl-SI"/>
-              </w:rPr>
-              <w:t>OpenStreetMap</w:t>
-            </w:r>
-            <w:proofErr w:type="spellEnd"/>
-            <w:r>
-              <w:rPr>
-                <w:rFonts w:ascii="Verdana" w:hAnsi="Verdana"/>
-                <w:color w:val="333399"/>
-                <w:sz w:val="20"/>
-                <w:szCs w:val="20"/>
-                <w:lang w:val="sl-SI"/>
-              </w:rPr>
-              <w:t xml:space="preserve"> poda lokalne zanimivosti izbranega kraja</w:t>
+              <w:t>Vremenska opozorila iz ARSO, OpenStreetMap poda lokalne zanimivosti izbranega kraja</w:t>
             </w:r>
           </w:p>
           <w:p>
@@ -2418,73 +2390,39 @@
                 <w:szCs w:val="20"/>
                 <w:lang w:val="sl-SI"/>
               </w:rPr>
-              <w:t xml:space="preserve">ARSO in </w:t>
-            </w:r>
-            <w:proofErr w:type="spellStart"/>
-            <w:r>
-              <w:rPr>
-                <w:rFonts w:ascii="Verdana" w:hAnsi="Verdana"/>
-                <w:color w:val="333399"/>
-                <w:sz w:val="20"/>
-                <w:szCs w:val="20"/>
-                <w:lang w:val="sl-SI"/>
-              </w:rPr>
-              <w:t>Meteo</w:t>
-            </w:r>
-            <w:proofErr w:type="spellEnd"/>
-            <w:r>
-              <w:rPr>
-                <w:rFonts w:ascii="Verdana" w:hAnsi="Verdana"/>
-                <w:color w:val="333399"/>
-                <w:sz w:val="20"/>
-                <w:szCs w:val="20"/>
-                <w:lang w:val="sl-SI"/>
-              </w:rPr>
-              <w:t xml:space="preserve"> – posredujeta podatke o vremenu </w:t>
-            </w:r>
-          </w:p>
-          <w:p>
-            <w:pPr>
-              <w:rPr>
-                <w:rFonts w:ascii="Verdana" w:hAnsi="Verdana"/>
-                <w:color w:val="333399"/>
-                <w:sz w:val="20"/>
-                <w:szCs w:val="20"/>
-                <w:lang w:val="sl-SI"/>
-              </w:rPr>
-            </w:pPr>
-          </w:p>
-          <w:p>
-            <w:pPr>
-              <w:rPr>
-                <w:rFonts w:ascii="Verdana" w:hAnsi="Verdana"/>
-                <w:color w:val="333399"/>
-                <w:sz w:val="20"/>
-                <w:szCs w:val="20"/>
-                <w:lang w:val="sl-SI"/>
-              </w:rPr>
-            </w:pPr>
-            <w:proofErr w:type="spellStart"/>
-            <w:r>
-              <w:rPr>
-                <w:rFonts w:ascii="Verdana" w:hAnsi="Verdana"/>
-                <w:color w:val="333399"/>
-                <w:sz w:val="20"/>
-                <w:szCs w:val="20"/>
-                <w:lang w:val="sl-SI"/>
-              </w:rPr>
-              <w:t>OpenStreetMap</w:t>
-            </w:r>
-            <w:proofErr w:type="spellEnd"/>
-            <w:r>
-              <w:rPr>
-                <w:rFonts w:ascii="Verdana" w:hAnsi="Verdana"/>
-                <w:color w:val="333399"/>
-                <w:sz w:val="20"/>
-                <w:szCs w:val="20"/>
-                <w:lang w:val="sl-SI"/>
-              </w:rPr>
-              <w:t xml:space="preserve"> – zanimivosti na lokaciji</w:t>
+              <w:t xml:space="preserve">ARSO in Meteo – posredujeta podatke o vremenu </w:t>
+            </w:r>
+          </w:p>
+          <w:p>
+            <w:pPr>
+              <w:rPr>
+                <w:rFonts w:ascii="Verdana" w:hAnsi="Verdana"/>
+                <w:color w:val="333399"/>
+                <w:sz w:val="20"/>
+                <w:szCs w:val="20"/>
+                <w:lang w:val="sl-SI"/>
+              </w:rPr>
+            </w:pPr>
+          </w:p>
+          <w:p>
+            <w:pPr>
+              <w:rPr>
+                <w:rFonts w:ascii="Verdana" w:hAnsi="Verdana"/>
+                <w:color w:val="333399"/>
+                <w:sz w:val="20"/>
+                <w:szCs w:val="20"/>
+                <w:lang w:val="sl-SI"/>
+              </w:rPr>
+            </w:pPr>
+            <w:r>
+              <w:rPr>
+                <w:rFonts w:ascii="Verdana" w:hAnsi="Verdana"/>
+                <w:color w:val="333399"/>
+                <w:sz w:val="20"/>
+                <w:szCs w:val="20"/>
+                <w:lang w:val="sl-SI"/>
+              </w:rPr>
+              <w:t>OpenStreetMap – zanimivosti na lokaciji</w:t>
             </w:r>
           </w:p>
           <w:p>
@@ -2771,29 +2709,7 @@
                 <w:szCs w:val="20"/>
                 <w:lang w:val="sl-SI"/>
               </w:rPr>
-              <w:t xml:space="preserve">Spletna aplikacija </w:t>
-            </w:r>
-            <w:proofErr w:type="spellStart"/>
-            <w:r>
-              <w:rPr>
-                <w:rFonts w:ascii="Verdana" w:hAnsi="Verdana"/>
-                <w:color w:val="333399"/>
-                <w:sz w:val="20"/>
-                <w:szCs w:val="20"/>
-                <w:lang w:val="sl-SI"/>
-              </w:rPr>
-              <w:t>poslje</w:t>
-            </w:r>
-            <w:proofErr w:type="spellEnd"/>
-            <w:r>
-              <w:rPr>
-                <w:rFonts w:ascii="Verdana" w:hAnsi="Verdana"/>
-                <w:color w:val="333399"/>
-                <w:sz w:val="20"/>
-                <w:szCs w:val="20"/>
-                <w:lang w:val="sl-SI"/>
-              </w:rPr>
-              <w:t xml:space="preserve"> zahtevke za podatke</w:t>
+              <w:t>Spletna aplikacija poslje zahtevke za podatke</w:t>
             </w:r>
           </w:p>
           <w:p>
@@ -2824,29 +2740,7 @@
                 <w:szCs w:val="20"/>
                 <w:lang w:val="sl-SI"/>
               </w:rPr>
-              <w:t xml:space="preserve">in </w:t>
-            </w:r>
-            <w:proofErr w:type="spellStart"/>
-            <w:r>
-              <w:rPr>
-                <w:rFonts w:ascii="Verdana" w:hAnsi="Verdana"/>
-                <w:color w:val="333399"/>
-                <w:sz w:val="20"/>
-                <w:szCs w:val="20"/>
-                <w:lang w:val="sl-SI"/>
-              </w:rPr>
-              <w:t>meteo</w:t>
-            </w:r>
-            <w:proofErr w:type="spellEnd"/>
-            <w:r>
-              <w:rPr>
-                <w:rFonts w:ascii="Verdana" w:hAnsi="Verdana"/>
-                <w:color w:val="333399"/>
-                <w:sz w:val="20"/>
-                <w:szCs w:val="20"/>
-                <w:lang w:val="sl-SI"/>
-              </w:rPr>
-              <w:t xml:space="preserve"> prejme vremenske podatke in opozorila</w:t>
+              <w:t>in meteo prejme vremenske podatke in opozorila</w:t>
             </w:r>
           </w:p>
           <w:p>
